--- a/глава 1.13.05. Кучумова.docx
+++ b/глава 1.13.05. Кучумова.docx
@@ -205,6 +205,8 @@
         </w:rPr>
       </w:pPr>
     </w:p>
+    <w:bookmarkStart w:id="0" w:name="_GoBack"/>
+    <w:bookmarkEnd w:id="0"/>
     <w:p>
       <w:pPr>
         <w:rPr>
@@ -784,7 +786,25 @@
                                 <w:sz w:val="28"/>
                                 <w:szCs w:val="28"/>
                               </w:rPr>
-                              <w:t>На тему: «ОСНОВЫ ИНФОРМАЦИОННЫХ ТЕХНОЛОГИЙ»</w:t>
+                              <w:t>На тему: «</w:t>
+                            </w:r>
+                            <w:r>
+                              <w:rPr>
+                                <w:rFonts w:ascii="Times New Roman" w:hAnsi="Times New Roman" w:cs="Times New Roman"/>
+                                <w:b/>
+                                <w:sz w:val="28"/>
+                                <w:szCs w:val="28"/>
+                              </w:rPr>
+                              <w:t>ОСНОВЫ АЛГОРИТМИЗАЦИИ</w:t>
+                            </w:r>
+                            <w:r>
+                              <w:rPr>
+                                <w:rFonts w:ascii="Times New Roman" w:hAnsi="Times New Roman" w:cs="Times New Roman"/>
+                                <w:b/>
+                                <w:sz w:val="28"/>
+                                <w:szCs w:val="28"/>
+                              </w:rPr>
+                              <w:t>»</w:t>
                             </w:r>
                           </w:p>
                         </w:txbxContent>
@@ -809,7 +829,11 @@
           </mc:Choice>
           <mc:Fallback>
             <w:pict>
-              <v:shape w14:anchorId="47F4E557" id="Надпись 19" o:spid="_x0000_s1030" type="#_x0000_t202" style="position:absolute;margin-left:0;margin-top:104.75pt;width:440.55pt;height:62pt;z-index:251665408;visibility:visible;mso-wrap-style:square;mso-width-percent:0;mso-height-percent:0;mso-wrap-distance-left:9pt;mso-wrap-distance-top:0;mso-wrap-distance-right:9pt;mso-wrap-distance-bottom:0;mso-position-horizontal:center;mso-position-horizontal-relative:margin;mso-position-vertical:absolute;mso-position-vertical-relative:text;mso-width-percent:0;mso-height-percent:0;mso-width-relative:margin;mso-height-relative:margin;v-text-anchor:top" o:gfxdata="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" fillcolor="white [3201]" strokecolor="white [3212]" strokeweight=".5pt">
+              <v:shapetype w14:anchorId="47F4E557" id="_x0000_t202" coordsize="21600,21600" o:spt="202" path="m,l,21600r21600,l21600,xe">
+                <v:stroke joinstyle="miter"/>
+                <v:path gradientshapeok="t" o:connecttype="rect"/>
+              </v:shapetype>
+              <v:shape id="Надпись 19" o:spid="_x0000_s1030" type="#_x0000_t202" style="position:absolute;margin-left:0;margin-top:104.75pt;width:440.55pt;height:62pt;z-index:251665408;visibility:visible;mso-wrap-style:square;mso-width-percent:0;mso-height-percent:0;mso-wrap-distance-left:9pt;mso-wrap-distance-top:0;mso-wrap-distance-right:9pt;mso-wrap-distance-bottom:0;mso-position-horizontal:center;mso-position-horizontal-relative:margin;mso-position-vertical:absolute;mso-position-vertical-relative:text;mso-width-percent:0;mso-height-percent:0;mso-width-relative:margin;mso-height-relative:margin;v-text-anchor:top" o:gfxdata="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" fillcolor="white [3201]" strokecolor="white [3212]" strokeweight=".5pt">
                 <v:textbox>
                   <w:txbxContent>
                     <w:p>
@@ -849,7 +873,25 @@
                           <w:sz w:val="28"/>
                           <w:szCs w:val="28"/>
                         </w:rPr>
-                        <w:t>На тему: «ОСНОВЫ ИНФОРМАЦИОННЫХ ТЕХНОЛОГИЙ»</w:t>
+                        <w:t>На тему: «</w:t>
+                      </w:r>
+                      <w:r>
+                        <w:rPr>
+                          <w:rFonts w:ascii="Times New Roman" w:hAnsi="Times New Roman" w:cs="Times New Roman"/>
+                          <w:b/>
+                          <w:sz w:val="28"/>
+                          <w:szCs w:val="28"/>
+                        </w:rPr>
+                        <w:t>ОСНОВЫ АЛГОРИТМИЗАЦИИ</w:t>
+                      </w:r>
+                      <w:r>
+                        <w:rPr>
+                          <w:rFonts w:ascii="Times New Roman" w:hAnsi="Times New Roman" w:cs="Times New Roman"/>
+                          <w:b/>
+                          <w:sz w:val="28"/>
+                          <w:szCs w:val="28"/>
+                        </w:rPr>
+                        <w:t>»</w:t>
                       </w:r>
                     </w:p>
                   </w:txbxContent>
@@ -13887,8 +13929,6 @@
         </w:rPr>
         <w:t>48 : 18 = 2 (ост. 12);</w:t>
       </w:r>
-      <w:bookmarkStart w:id="0" w:name="_GoBack"/>
-      <w:bookmarkEnd w:id="0"/>
     </w:p>
     <w:p>
       <w:pPr>
@@ -14039,7 +14079,7 @@
         <v:path o:extrusionok="f" gradientshapeok="t" o:connecttype="rect"/>
         <o:lock v:ext="edit" aspectratio="t"/>
       </v:shapetype>
-      <v:shape id="_x0000_i1057" type="#_x0000_t75" style="width:10.75pt;height:10.75pt" o:bullet="t">
+      <v:shape id="_x0000_i1031" type="#_x0000_t75" style="width:11pt;height:11pt" o:bullet="t">
         <v:imagedata r:id="rId1" o:title="msoAEFE"/>
       </v:shape>
     </w:pict>
@@ -15955,7 +15995,7 @@
 </file>
 
 <file path=customXml/itemProps1.xml><?xml version="1.0" encoding="utf-8"?>
-<ds:datastoreItem xmlns:ds="http://schemas.openxmlformats.org/officeDocument/2006/customXml" ds:itemID="{16BD0B64-C5EF-4B61-86F2-3B04BA025D73}">
+<ds:datastoreItem xmlns:ds="http://schemas.openxmlformats.org/officeDocument/2006/customXml" ds:itemID="{A4FF4715-36CF-4A48-8451-26B0BFAD2045}">
   <ds:schemaRefs>
     <ds:schemaRef ds:uri="http://schemas.openxmlformats.org/officeDocument/2006/bibliography"/>
   </ds:schemaRefs>
